--- a/docs/addon-development.docx
+++ b/docs/addon-development.docx
@@ -4240,7 +4240,7 @@
           <w:rPr>
             <w:rStyle w:val="Hyperlink"/>
           </w:rPr>
-          <w:t xml:space="preserve">obitron.abacusai.app</w:t>
+          <w:t xml:space="preserve">licensing.obitron.de</w:t>
         </w:r>
       </w:hyperlink>
     </w:p>
